--- a/Longitudinal data Analysis.docx
+++ b/Longitudinal data Analysis.docx
@@ -66,7 +66,7 @@
           <w:noProof/>
           <w:color w:val="FFFFFF" w:themeColor="background1"/>
         </w:rPr>
-        <w:object w:dxaOrig="10760" w:dyaOrig="980" w14:anchorId="08171EB9">
+        <w:object w:dxaOrig="10760" w:dyaOrig="980" w14:anchorId="2966097D">
           <v:shapetype id="_x0000_t75" coordsize="21600,21600" o:spt="75" o:preferrelative="t" path="m@4@5l@4@11@9@11@9@5xe" filled="f" stroked="f">
             <v:stroke joinstyle="miter"/>
             <v:formulas>
@@ -89,7 +89,7 @@
           <v:shape id="_x0000_i1026" type="#_x0000_t75" alt="" style="width:506.5pt;height:48.85pt;mso-width-percent:0;mso-height-percent:0;mso-width-percent:0;mso-height-percent:0" o:ole="">
             <v:imagedata r:id="rId6" o:title=""/>
           </v:shape>
-          <o:OLEObject Type="Embed" ProgID="Excel.Sheet.12" ShapeID="_x0000_i1026" DrawAspect="Content" ObjectID="_1841122867" r:id="rId7"/>
+          <o:OLEObject Type="Embed" ProgID="Excel.Sheet.12" ShapeID="_x0000_i1026" DrawAspect="Content" ObjectID="_1841135750" r:id="rId7"/>
         </w:object>
       </w:r>
     </w:p>
@@ -1804,15 +1804,14 @@
         <w:t>, for GDC and SE across all models, 95% credible intervals included 0, while for IDC and CT, they did not include 0. Therefore, while we can’t conclude that any treatment did better than any other at decreasing use, we can only conclude that IDC and CT reduced use with additional treatment.</w:t>
       </w:r>
     </w:p>
-    <w:p/>
     <w:p>
       <w:r>
         <w:lastRenderedPageBreak/>
         <w:drawing>
-          <wp:inline distT="0" distB="0" distL="0" distR="0" wp14:anchorId="66C50769" wp14:editId="39142C42">
+          <wp:inline distT="0" distB="0" distL="0" distR="0" wp14:anchorId="6D3D60DE" wp14:editId="1DF55AC0">
             <wp:extent cx="5943600" cy="3672205"/>
             <wp:effectExtent l="0" t="0" r="0" b="0"/>
-            <wp:docPr id="500869795" name="Picture 1"/>
+            <wp:docPr id="606008081" name="Picture 1"/>
             <wp:cNvGraphicFramePr>
               <a:graphicFrameLocks xmlns:a="http://schemas.openxmlformats.org/drawingml/2006/main" noChangeAspect="1"/>
             </wp:cNvGraphicFramePr>
@@ -1820,7 +1819,7 @@
               <a:graphicData uri="http://schemas.openxmlformats.org/drawingml/2006/picture">
                 <pic:pic xmlns:pic="http://schemas.openxmlformats.org/drawingml/2006/picture">
                   <pic:nvPicPr>
-                    <pic:cNvPr id="500869795" name=""/>
+                    <pic:cNvPr id="606008081" name=""/>
                     <pic:cNvPicPr/>
                   </pic:nvPicPr>
                   <pic:blipFill>
@@ -1845,6 +1844,7 @@
         </w:drawing>
       </w:r>
     </w:p>
+    <w:p/>
     <w:p>
       <w:r>
         <w:t xml:space="preserve">This visualization demonstrates for the primary model, the estimated declines over time. Increasing uncertainty over time is partially due to dropout, but mostly due to the model automatically increasing certainty as values approach 0. Visually, it does seem as though IDC has the strongest slope. </w:t>
@@ -2009,10 +2009,7 @@
         <w:t>b</w:t>
       </w:r>
       <w:r>
-        <w:t>eta-binomia</w:t>
-      </w:r>
-      <w:r>
-        <w:t xml:space="preserve">l, which was treated as </w:t>
+        <w:t xml:space="preserve">eta-binomial, which was treated as </w:t>
       </w:r>
       <w:r>
         <w:t xml:space="preserve">the </w:t>
@@ -2024,10 +2021,7 @@
         <w:t xml:space="preserve"> model</w:t>
       </w:r>
       <w:r>
-        <w:t xml:space="preserve">, </w:t>
-      </w:r>
-      <w:r>
-        <w:t>serves as a flexible distribution for discrete bounded data [0,30], accommodating both the bounded support and the observed dispersion patterns. The estimated precision parameter (φ = 116 [57, 251]) indicates the distribution is well-behaved with no pathological boundary issues</w:t>
+        <w:t>, serves as a flexible distribution for discrete bounded data [0,30], accommodating both the bounded support and the observed dispersion patterns. The estimated precision parameter (φ = 116 [57, 251]) indicates the distribution is well-behaved with no pathological boundary issues</w:t>
       </w:r>
       <w:r>
         <w:t xml:space="preserve">. </w:t>
@@ -2038,11 +2032,11 @@
         <w:rPr>
           <w:noProof/>
         </w:rPr>
-        <w:object w:dxaOrig="8620" w:dyaOrig="9940" w14:anchorId="387A016C">
+        <w:object w:dxaOrig="8620" w:dyaOrig="9940" w14:anchorId="0B6A6C47">
           <v:shape id="_x0000_i1025" type="#_x0000_t75" alt="" style="width:430.75pt;height:497.1pt;mso-width-percent:0;mso-height-percent:0;mso-width-percent:0;mso-height-percent:0" o:ole="">
             <v:imagedata r:id="rId10" o:title=""/>
           </v:shape>
-          <o:OLEObject Type="Embed" ProgID="Excel.Sheet.12" ShapeID="_x0000_i1025" DrawAspect="Content" ObjectID="_1841122868" r:id="rId11"/>
+          <o:OLEObject Type="Embed" ProgID="Excel.Sheet.12" ShapeID="_x0000_i1025" DrawAspect="Content" ObjectID="_1841135751" r:id="rId11"/>
         </w:object>
       </w:r>
     </w:p>
